--- a/testakten/rentenrecht-fremdrente-russlanddeutscher-sibirien-bielefeld/03_arbeitsbuch_uebersetzung_auszug.docx
+++ b/testakten/rentenrecht-fremdrente-russlanddeutscher-sibirien-bielefeld/03_arbeitsbuch_uebersetzung_auszug.docx
@@ -3,14 +3,52 @@
 <w:document xmlns:wpc="http://schemas.microsoft.com/office/word/2010/wordprocessingCanvas" xmlns:mo="http://schemas.microsoft.com/office/mac/office/2008/main" xmlns:mc="http://schemas.openxmlformats.org/markup-compatibility/2006" xmlns:mv="urn:schemas-microsoft-com:mac:vml" xmlns:o="urn:schemas-microsoft-com:office:office" xmlns:r="http://schemas.openxmlformats.org/officeDocument/2006/relationships" xmlns:m="http://schemas.openxmlformats.org/officeDocument/2006/math" xmlns:v="urn:schemas-microsoft-com:vml" xmlns:wp14="http://schemas.microsoft.com/office/word/2010/wordprocessingDrawing" xmlns:wp="http://schemas.openxmlformats.org/drawingml/2006/wordprocessingDrawing" xmlns:w10="urn:schemas-microsoft-com:office:word" xmlns:w="http://schemas.openxmlformats.org/wordprocessingml/2006/main" xmlns:w14="http://schemas.microsoft.com/office/word/2010/wordml" xmlns:wpg="http://schemas.microsoft.com/office/word/2010/wordprocessingGroup" xmlns:wpi="http://schemas.microsoft.com/office/word/2010/wordprocessingInk" xmlns:wne="http://schemas.microsoft.com/office/word/2006/wordml" xmlns:wps="http://schemas.microsoft.com/office/word/2010/wordprocessingShape" mc:Ignorable="w14 wp14">
   <w:body>
     <w:p>
+      <w:r>
+        <w:rPr>
+          <w:b/>
+          <w:color w:val="1F3C54"/>
+          <w:sz w:val="25"/>
+        </w:rPr>
+        <w:t>Natalia Gerlach, öffentlich bestellte und allgemein beeidigte Übersetzerin für die russische Sprache</w:t>
+      </w:r>
+    </w:p>
+    <w:p>
+      <w:pPr>
+        <w:spacing w:after="160"/>
+      </w:pPr>
+      <w:r>
+        <w:t>Detmolder Straße 63, 33604 Bielefeld · Telefon 0521 88 41 27 · gerlach.uebersetzungen@example</w:t>
+      </w:r>
+    </w:p>
+    <w:p>
+      <w:r>
+        <w:rPr>
+          <w:color w:val="555555"/>
+          <w:sz w:val="18"/>
+        </w:rPr>
+        <w:t>Übersetzungsregister Nr. RU-2026-184 · Auftraggeber: Rentenberatung Wittkamp · Datum: 24. Juni 2026</w:t>
+      </w:r>
+    </w:p>
+    <w:p/>
+    <w:p>
       <w:pPr>
         <w:pStyle w:val="Heading1"/>
       </w:pPr>
       <w:r>
+        <w:t>Beglaubigte Arbeitsbuchabschrift Eduard Andrejewitsch Klassen</w:t>
+      </w:r>
+    </w:p>
+    <w:p>
+      <w:r>
         <w:rPr>
-          <w:rFonts w:ascii="Times New Roman" w:hAnsi="Times New Roman"/>
+          <w:b/>
         </w:rPr>
-        <w:t>Arbeitsbuch, transliterierter Auszug mit Übersetzungsvermerk</w:t>
+        <w:t>Betreff: Arbeitsbuch Nr. AT-771184, ausgestellt am 03. September 1981 durch SibChladProekt Nowosibirsk, vorgelegt in der Beratung am 20. Juni 2026.</w:t>
+      </w:r>
+    </w:p>
+    <w:p>
+      <w:r>
+        <w:t>Die nachstehende Abschrift gibt die lesbaren Eintragungen der Seiten 2 bis 9 wieder. Nicht lesbare Randstempel sind jeweils ausdrücklich als unleserlich bezeichnet; Namensvarianten werden nicht vereinheitlicht, sondern so wiedergegeben, wie sie in der Urkunde erscheinen.</w:t>
       </w:r>
     </w:p>
     <w:p>
@@ -18,18 +56,27 @@
         <w:pStyle w:val="Heading2"/>
       </w:pPr>
       <w:r>
-        <w:rPr>
-          <w:rFonts w:ascii="Times New Roman" w:hAnsi="Times New Roman"/>
-        </w:rPr>
-        <w:t>1. Übersetzungsvermerk</w:t>
+        <w:t>Eintragungen</w:t>
       </w:r>
     </w:p>
     <w:p>
-      <w:pPr>
-        <w:jc w:val="left"/>
-      </w:pPr>
       <w:r>
-        <w:t>Beglaubigte Übersetzung aus der russischen Sprache, Übersetzerin Natalia Gerlach, Bielefeld, 24.06.2026. Die Originalseiten sind in kyrillischer Schrift geführt; für die Arbeitsakte werden nur Transliteration, deutsche Übersetzung und Fundstelle wiedergegeben. Stempel und Dienstsiegel sind im Original grau-blau und teilweise angeschnitten.</w:t>
+        <w:t>03.09.1981: Einstellung als Ingenieur für Kühltechnik bei SibChladProekt, Planungsabteilung Industrieanlagen, Standort Nowosibirsk. Grundlage ist Befehl Nr. 184-k vom 31.08.1981.</w:t>
+      </w:r>
+    </w:p>
+    <w:p>
+      <w:r>
+        <w:t>14.02.1986: Versetzung in das Projektbüro Karasuk, Gebiet Nowosibirsk, Aufgabenbereich Kälteanlagen für Lagerhäuser und Schlachthöfe. Der Stempel ist teilweise verschmiert; Datum und Dienststelle sind sicher lesbar.</w:t>
+      </w:r>
+    </w:p>
+    <w:p>
+      <w:r>
+        <w:t>01.07.1989: Bestellung zum leitenden Ingenieur für Montageüberwachung im Kombinat SibirFleisch. Der Eintrag nennt Schicht- und Außendienst auf Baustellen in Karasuk, Kupino und Tatarsk.</w:t>
+      </w:r>
+    </w:p>
+    <w:p>
+      <w:r>
+        <w:t>15.09.1992: Ausscheiden wegen Übersiedlung in die Bundesrepublik Deutschland. Der letzte Eintrag trägt die Unterschrift der Personalabteilung und einen runden Dienststempel; der Familienname ist einmal als Klassen, einmal als Klasssen geschrieben.</w:t>
       </w:r>
     </w:p>
     <w:p>
@@ -37,423 +84,42 @@
         <w:pStyle w:val="Heading2"/>
       </w:pPr>
       <w:r>
-        <w:rPr>
-          <w:rFonts w:ascii="Times New Roman" w:hAnsi="Times New Roman"/>
-        </w:rPr>
-        <w:t>2. Auszüge</w:t>
-      </w:r>
-    </w:p>
-    <w:tbl>
-      <w:tblPr>
-        <w:tblStyle w:val="TableGrid"/>
-        <w:tblW w:type="auto" w:w="0"/>
-        <w:tblLook w:firstColumn="1" w:firstRow="1" w:lastColumn="0" w:lastRow="0" w:noHBand="0" w:noVBand="1" w:val="04A0"/>
-      </w:tblPr>
-      <w:tblGrid>
-        <w:gridCol w:w="2268"/>
-        <w:gridCol w:w="2268"/>
-        <w:gridCol w:w="2268"/>
-        <w:gridCol w:w="2268"/>
-      </w:tblGrid>
-      <w:tr>
-        <w:tc>
-          <w:tcPr>
-            <w:tcW w:type="dxa" w:w="2268"/>
-          </w:tcPr>
-          <w:p>
-            <w:r>
-              <w:rPr>
-                <w:rFonts w:ascii="Times New Roman" w:hAnsi="Times New Roman"/>
-                <w:b/>
-                <w:sz w:val="20"/>
-              </w:rPr>
-              <w:t>Seite</w:t>
-            </w:r>
-          </w:p>
-        </w:tc>
-        <w:tc>
-          <w:tcPr>
-            <w:tcW w:type="dxa" w:w="2268"/>
-          </w:tcPr>
-          <w:p>
-            <w:r>
-              <w:rPr>
-                <w:rFonts w:ascii="Times New Roman" w:hAnsi="Times New Roman"/>
-                <w:b/>
-                <w:sz w:val="20"/>
-              </w:rPr>
-              <w:t>Transliterierter Eintrag</w:t>
-            </w:r>
-          </w:p>
-        </w:tc>
-        <w:tc>
-          <w:tcPr>
-            <w:tcW w:type="dxa" w:w="2268"/>
-          </w:tcPr>
-          <w:p>
-            <w:r>
-              <w:rPr>
-                <w:rFonts w:ascii="Times New Roman" w:hAnsi="Times New Roman"/>
-                <w:b/>
-                <w:sz w:val="20"/>
-              </w:rPr>
-              <w:t>Deutsche Arbeitsübersetzung</w:t>
-            </w:r>
-          </w:p>
-        </w:tc>
-        <w:tc>
-          <w:tcPr>
-            <w:tcW w:type="dxa" w:w="2268"/>
-          </w:tcPr>
-          <w:p>
-            <w:r>
-              <w:rPr>
-                <w:rFonts w:ascii="Times New Roman" w:hAnsi="Times New Roman"/>
-                <w:b/>
-                <w:sz w:val="20"/>
-              </w:rPr>
-              <w:t>Bemerkung</w:t>
-            </w:r>
-          </w:p>
-        </w:tc>
-      </w:tr>
-      <w:tr>
-        <w:tc>
-          <w:tcPr>
-            <w:tcW w:type="dxa" w:w="2268"/>
-          </w:tcPr>
-          <w:p>
-            <w:r>
-              <w:rPr>
-                <w:rFonts w:ascii="Times New Roman" w:hAnsi="Times New Roman"/>
-                <w:sz w:val="20"/>
-              </w:rPr>
-              <w:t>7</w:t>
-            </w:r>
-          </w:p>
-        </w:tc>
-        <w:tc>
-          <w:tcPr>
-            <w:tcW w:type="dxa" w:w="2268"/>
-          </w:tcPr>
-          <w:p>
-            <w:r>
-              <w:rPr>
-                <w:rFonts w:ascii="Times New Roman" w:hAnsi="Times New Roman"/>
-                <w:sz w:val="20"/>
-              </w:rPr>
-              <w:t>SibChladProekt, Otdel proektirovanija</w:t>
-            </w:r>
-          </w:p>
-        </w:tc>
-        <w:tc>
-          <w:tcPr>
-            <w:tcW w:type="dxa" w:w="2268"/>
-          </w:tcPr>
-          <w:p>
-            <w:r>
-              <w:rPr>
-                <w:rFonts w:ascii="Times New Roman" w:hAnsi="Times New Roman"/>
-                <w:sz w:val="20"/>
-              </w:rPr>
-              <w:t>Institut SibChladProekt, Abteilung Planung</w:t>
-            </w:r>
-          </w:p>
-        </w:tc>
-        <w:tc>
-          <w:tcPr>
-            <w:tcW w:type="dxa" w:w="2268"/>
-          </w:tcPr>
-          <w:p>
-            <w:r>
-              <w:rPr>
-                <w:rFonts w:ascii="Times New Roman" w:hAnsi="Times New Roman"/>
-                <w:sz w:val="20"/>
-              </w:rPr>
-              <w:t>Eintritt 01.07.1981</w:t>
-            </w:r>
-          </w:p>
-        </w:tc>
-      </w:tr>
-      <w:tr>
-        <w:tc>
-          <w:tcPr>
-            <w:tcW w:type="dxa" w:w="2268"/>
-          </w:tcPr>
-          <w:p>
-            <w:r>
-              <w:rPr>
-                <w:rFonts w:ascii="Times New Roman" w:hAnsi="Times New Roman"/>
-                <w:sz w:val="20"/>
-              </w:rPr>
-              <w:t>8</w:t>
-            </w:r>
-          </w:p>
-        </w:tc>
-        <w:tc>
-          <w:tcPr>
-            <w:tcW w:type="dxa" w:w="2268"/>
-          </w:tcPr>
-          <w:p>
-            <w:r>
-              <w:rPr>
-                <w:rFonts w:ascii="Times New Roman" w:hAnsi="Times New Roman"/>
-                <w:sz w:val="20"/>
-              </w:rPr>
-              <w:t>Inzhener po holodilnym ustanovkam</w:t>
-            </w:r>
-          </w:p>
-        </w:tc>
-        <w:tc>
-          <w:tcPr>
-            <w:tcW w:type="dxa" w:w="2268"/>
-          </w:tcPr>
-          <w:p>
-            <w:r>
-              <w:rPr>
-                <w:rFonts w:ascii="Times New Roman" w:hAnsi="Times New Roman"/>
-                <w:sz w:val="20"/>
-              </w:rPr>
-              <w:t>Ingenieur für Kälteanlagen</w:t>
-            </w:r>
-          </w:p>
-        </w:tc>
-        <w:tc>
-          <w:tcPr>
-            <w:tcW w:type="dxa" w:w="2268"/>
-          </w:tcPr>
-          <w:p>
-            <w:r>
-              <w:rPr>
-                <w:rFonts w:ascii="Times New Roman" w:hAnsi="Times New Roman"/>
-                <w:sz w:val="20"/>
-              </w:rPr>
-              <w:t>Lohnstufe 9, Unterschrift Petrow</w:t>
-            </w:r>
-          </w:p>
-        </w:tc>
-      </w:tr>
-      <w:tr>
-        <w:tc>
-          <w:tcPr>
-            <w:tcW w:type="dxa" w:w="2268"/>
-          </w:tcPr>
-          <w:p>
-            <w:r>
-              <w:rPr>
-                <w:rFonts w:ascii="Times New Roman" w:hAnsi="Times New Roman"/>
-                <w:sz w:val="20"/>
-              </w:rPr>
-              <w:t>11</w:t>
-            </w:r>
-          </w:p>
-        </w:tc>
-        <w:tc>
-          <w:tcPr>
-            <w:tcW w:type="dxa" w:w="2268"/>
-          </w:tcPr>
-          <w:p>
-            <w:r>
-              <w:rPr>
-                <w:rFonts w:ascii="Times New Roman" w:hAnsi="Times New Roman"/>
-                <w:sz w:val="20"/>
-              </w:rPr>
-              <w:t>Starshij inzhener gruppy Sever</w:t>
-            </w:r>
-          </w:p>
-        </w:tc>
-        <w:tc>
-          <w:tcPr>
-            <w:tcW w:type="dxa" w:w="2268"/>
-          </w:tcPr>
-          <w:p>
-            <w:r>
-              <w:rPr>
-                <w:rFonts w:ascii="Times New Roman" w:hAnsi="Times New Roman"/>
-                <w:sz w:val="20"/>
-              </w:rPr>
-              <w:t>Oberingenieur der Gruppe Nord</w:t>
-            </w:r>
-          </w:p>
-        </w:tc>
-        <w:tc>
-          <w:tcPr>
-            <w:tcW w:type="dxa" w:w="2268"/>
-          </w:tcPr>
-          <w:p>
-            <w:r>
-              <w:rPr>
-                <w:rFonts w:ascii="Times New Roman" w:hAnsi="Times New Roman"/>
-                <w:sz w:val="20"/>
-              </w:rPr>
-              <w:t>ab 01.03.1987, Stempel schlecht lesbar</w:t>
-            </w:r>
-          </w:p>
-        </w:tc>
-      </w:tr>
-      <w:tr>
-        <w:tc>
-          <w:tcPr>
-            <w:tcW w:type="dxa" w:w="2268"/>
-          </w:tcPr>
-          <w:p>
-            <w:r>
-              <w:rPr>
-                <w:rFonts w:ascii="Times New Roman" w:hAnsi="Times New Roman"/>
-                <w:sz w:val="20"/>
-              </w:rPr>
-              <w:t>13</w:t>
-            </w:r>
-          </w:p>
-        </w:tc>
-        <w:tc>
-          <w:tcPr>
-            <w:tcW w:type="dxa" w:w="2268"/>
-          </w:tcPr>
-          <w:p>
-            <w:r>
-              <w:rPr>
-                <w:rFonts w:ascii="Times New Roman" w:hAnsi="Times New Roman"/>
-                <w:sz w:val="20"/>
-              </w:rPr>
-              <w:t>Komandirovki: Tomsk, Kemerovo, Norilsk</w:t>
-            </w:r>
-          </w:p>
-        </w:tc>
-        <w:tc>
-          <w:tcPr>
-            <w:tcW w:type="dxa" w:w="2268"/>
-          </w:tcPr>
-          <w:p>
-            <w:r>
-              <w:rPr>
-                <w:rFonts w:ascii="Times New Roman" w:hAnsi="Times New Roman"/>
-                <w:sz w:val="20"/>
-              </w:rPr>
-              <w:t>Dienstreisen: Tomsk, Kemerowo, Norilsk</w:t>
-            </w:r>
-          </w:p>
-        </w:tc>
-        <w:tc>
-          <w:tcPr>
-            <w:tcW w:type="dxa" w:w="2268"/>
-          </w:tcPr>
-          <w:p>
-            <w:r>
-              <w:rPr>
-                <w:rFonts w:ascii="Times New Roman" w:hAnsi="Times New Roman"/>
-                <w:sz w:val="20"/>
-              </w:rPr>
-              <w:t>keine Unterbrechung, nur Reisevermerk</w:t>
-            </w:r>
-          </w:p>
-        </w:tc>
-      </w:tr>
-      <w:tr>
-        <w:tc>
-          <w:tcPr>
-            <w:tcW w:type="dxa" w:w="2268"/>
-          </w:tcPr>
-          <w:p>
-            <w:r>
-              <w:rPr>
-                <w:rFonts w:ascii="Times New Roman" w:hAnsi="Times New Roman"/>
-                <w:sz w:val="20"/>
-              </w:rPr>
-              <w:t>15</w:t>
-            </w:r>
-          </w:p>
-        </w:tc>
-        <w:tc>
-          <w:tcPr>
-            <w:tcW w:type="dxa" w:w="2268"/>
-          </w:tcPr>
-          <w:p>
-            <w:r>
-              <w:rPr>
-                <w:rFonts w:ascii="Times New Roman" w:hAnsi="Times New Roman"/>
-                <w:sz w:val="20"/>
-              </w:rPr>
-              <w:t>Uvolen v svjazi s vyezdom v Germaniyu</w:t>
-            </w:r>
-          </w:p>
-        </w:tc>
-        <w:tc>
-          <w:tcPr>
-            <w:tcW w:type="dxa" w:w="2268"/>
-          </w:tcPr>
-          <w:p>
-            <w:r>
-              <w:rPr>
-                <w:rFonts w:ascii="Times New Roman" w:hAnsi="Times New Roman"/>
-                <w:sz w:val="20"/>
-              </w:rPr>
-              <w:t>Ausscheiden wegen Ausreise nach Deutschland</w:t>
-            </w:r>
-          </w:p>
-        </w:tc>
-        <w:tc>
-          <w:tcPr>
-            <w:tcW w:type="dxa" w:w="2268"/>
-          </w:tcPr>
-          <w:p>
-            <w:r>
-              <w:rPr>
-                <w:rFonts w:ascii="Times New Roman" w:hAnsi="Times New Roman"/>
-                <w:sz w:val="20"/>
-              </w:rPr>
-              <w:t>31.08.1992</w:t>
-            </w:r>
-          </w:p>
-        </w:tc>
-      </w:tr>
-    </w:tbl>
-    <w:p>
-      <w:pPr>
-        <w:pStyle w:val="Heading2"/>
-      </w:pPr>
-      <w:r>
-        <w:rPr>
-          <w:rFonts w:ascii="Times New Roman" w:hAnsi="Times New Roman"/>
-        </w:rPr>
-        <w:t>3. Auffälligkeiten</w:t>
+        <w:t>Übersetzervermerk</w:t>
       </w:r>
     </w:p>
     <w:p>
-      <w:pPr>
-        <w:jc w:val="left"/>
-      </w:pPr>
       <w:r>
-        <w:t>Der Eintrag 1987 trägt im Arbeitsbuch eine andere Archivnummer als die Bescheinigung aus dem Staatsarchiv Nowosibirsk. Nach Auskunft der Übersetzerin kann dies auf eine spätere Umstrukturierung des Kombinats zurückgehen. Der Mandant erinnert sich, dass die Projektgruppe Nord 1988 organisatorisch zum Werk Nowosibirsk-2 verschoben wurde, ohne dass der Arbeitsvertrag neu geschlossen wurde.</w:t>
-      </w:r>
-    </w:p>
-    <w:p>
-      <w:pPr>
-        <w:pStyle w:val="Heading2"/>
-      </w:pPr>
-      <w:r>
-        <w:rPr>
-          <w:rFonts w:ascii="Times New Roman" w:hAnsi="Times New Roman"/>
-        </w:rPr>
-        <w:t>4. Offene Anlagen</w:t>
-      </w:r>
-    </w:p>
-    <w:p>
-      <w:pPr>
-        <w:jc w:val="left"/>
-      </w:pPr>
-      <w:r>
-        <w:t>Die Tochter will bis 08.07.2026 ein Foto der Rückseite Seite 11 und eine Vollmacht für die Archivnachfrage beschaffen. Die Übersetzerin empfiehlt, die russischen Dienststellenbezeichnungen in der Anlage einmal vollständig zu erläutern, weil die wörtliche Übersetzung den Rang der Tätigkeit unterschätzt.</w:t>
+        <w:t>Die Urkunde enthält keine Lücken zwischen den Beschäftigungszeiten. Für die Vorlage bei der Deutschen Rentenversicherung sollten die Seitenkopien zusammen mit dieser Abschrift verbunden eingereicht werden, weil die Dienststempel für die Zuordnung zum Gebiet Nowosibirsk maßgeblich sind.</w:t>
       </w:r>
     </w:p>
     <w:sectPr>
-      <w:pgSz w:w="11906" w:h="16838"/>
-      <w:pgMar w:top="1417" w:right="1417" w:bottom="1417" w:left="1417" w:header="720" w:footer="720" w:gutter="0"/>
+      <w:footerReference w:type="default" r:id="rId9"/>
+      <w:pgSz w:w="12240" w:h="15840"/>
+      <w:pgMar w:top="1134" w:right="1247" w:bottom="1020" w:left="1247" w:header="720" w:footer="720" w:gutter="0"/>
       <w:cols w:space="720"/>
       <w:docGrid w:linePitch="360"/>
     </w:sectPr>
   </w:body>
 </w:document>
+</file>
+
+<file path=word/footer1.xml><?xml version="1.0" encoding="utf-8"?>
+<w:ftr xmlns:m="http://schemas.openxmlformats.org/officeDocument/2006/math" xmlns:mc="http://schemas.openxmlformats.org/markup-compatibility/2006" xmlns:mo="http://schemas.microsoft.com/office/mac/office/2008/main" xmlns:mv="urn:schemas-microsoft-com:mac:vml" xmlns:o="urn:schemas-microsoft-com:office:office" xmlns:r="http://schemas.openxmlformats.org/officeDocument/2006/relationships" xmlns:v="urn:schemas-microsoft-com:vml" xmlns:w10="urn:schemas-microsoft-com:office:word" xmlns:w14="http://schemas.microsoft.com/office/word/2010/wordml" xmlns:w="http://schemas.openxmlformats.org/wordprocessingml/2006/main" xmlns:wne="http://schemas.microsoft.com/office/word/2006/wordml" xmlns:wp14="http://schemas.microsoft.com/office/word/2010/wordprocessingDrawing" xmlns:wp="http://schemas.openxmlformats.org/drawingml/2006/wordprocessingDrawing" xmlns:wpc="http://schemas.microsoft.com/office/word/2010/wordprocessingCanvas" xmlns:wpg="http://schemas.microsoft.com/office/word/2010/wordprocessingGroup" xmlns:wpi="http://schemas.microsoft.com/office/word/2010/wordprocessingInk" xmlns:wps="http://schemas.microsoft.com/office/word/2010/wordprocessingShape" mc:Ignorable="w14 wp14">
+  <w:p>
+    <w:pPr>
+      <w:pStyle w:val="Footer"/>
+      <w:jc w:val="center"/>
+    </w:pPr>
+    <w:r>
+      <w:rPr>
+        <w:rFonts w:ascii="Arial" w:hAnsi="Arial"/>
+        <w:color w:val="646464"/>
+        <w:sz w:val="16"/>
+      </w:rPr>
+      <w:t>Übersetzung zur Rentenakte Klassen ./. Deutsche Rentenversicherung Westfalen</w:t>
+    </w:r>
+  </w:p>
+</w:ftr>
 </file>
 
 <file path=word/numbering.xml><?xml version="1.0" encoding="utf-8"?>
@@ -819,9 +485,12 @@
     <w:name w:val="Normal"/>
     <w:qFormat/>
     <w:rsid w:val="00FC693F"/>
+    <w:pPr>
+      <w:spacing w:after="100" w:line="259" w:lineRule="auto"/>
+    </w:pPr>
     <w:rPr>
-      <w:rFonts w:ascii="Times New Roman" w:hAnsi="Times New Roman"/>
-      <w:sz w:val="22"/>
+      <w:rFonts w:ascii="Arial" w:hAnsi="Arial" w:eastAsia="Arial"/>
+      <w:sz w:val="21"/>
     </w:rPr>
   </w:style>
   <w:style w:type="paragraph" w:styleId="Header">
@@ -883,10 +552,11 @@
       <w:outlineLvl w:val="0"/>
     </w:pPr>
     <w:rPr>
-      <w:rFonts w:asciiTheme="majorHAnsi" w:eastAsiaTheme="majorEastAsia" w:hAnsiTheme="majorHAnsi" w:cstheme="majorBidi" w:ascii="Times New Roman" w:hAnsi="Times New Roman"/>
+      <w:rFonts w:asciiTheme="majorHAnsi" w:eastAsiaTheme="majorEastAsia" w:hAnsiTheme="majorHAnsi" w:cstheme="majorBidi" w:ascii="Arial" w:hAnsi="Arial" w:eastAsia="Arial"/>
       <w:b/>
       <w:bCs/>
-      <w:sz w:val="28"/>
+      <w:color w:val="1F3C54"/>
+      <w:sz w:val="30"/>
       <w:szCs w:val="28"/>
     </w:rPr>
   </w:style>
@@ -906,9 +576,10 @@
       <w:outlineLvl w:val="1"/>
     </w:pPr>
     <w:rPr>
-      <w:rFonts w:asciiTheme="majorHAnsi" w:eastAsiaTheme="majorEastAsia" w:hAnsiTheme="majorHAnsi" w:cstheme="majorBidi" w:ascii="Times New Roman" w:hAnsi="Times New Roman"/>
+      <w:rFonts w:asciiTheme="majorHAnsi" w:eastAsiaTheme="majorEastAsia" w:hAnsiTheme="majorHAnsi" w:cstheme="majorBidi" w:ascii="Arial" w:hAnsi="Arial" w:eastAsia="Arial"/>
       <w:b/>
       <w:bCs/>
+      <w:color w:val="1F3C54"/>
       <w:sz w:val="24"/>
       <w:szCs w:val="26"/>
     </w:rPr>
@@ -929,10 +600,10 @@
       <w:outlineLvl w:val="2"/>
     </w:pPr>
     <w:rPr>
-      <w:rFonts w:asciiTheme="majorHAnsi" w:eastAsiaTheme="majorEastAsia" w:hAnsiTheme="majorHAnsi" w:cstheme="majorBidi" w:ascii="Times New Roman" w:hAnsi="Times New Roman"/>
+      <w:rFonts w:asciiTheme="majorHAnsi" w:eastAsiaTheme="majorEastAsia" w:hAnsiTheme="majorHAnsi" w:cstheme="majorBidi"/>
       <w:b/>
       <w:bCs/>
-      <w:sz w:val="22"/>
+      <w:color w:val="4F81BD" w:themeColor="accent1"/>
     </w:rPr>
   </w:style>
   <w:style w:type="paragraph" w:styleId="Heading4">

--- a/testakten/rentenrecht-fremdrente-russlanddeutscher-sibirien-bielefeld/03_arbeitsbuch_uebersetzung_auszug.docx
+++ b/testakten/rentenrecht-fremdrente-russlanddeutscher-sibirien-bielefeld/03_arbeitsbuch_uebersetzung_auszug.docx
@@ -3,6 +3,9 @@
 <w:document xmlns:wpc="http://schemas.microsoft.com/office/word/2010/wordprocessingCanvas" xmlns:mo="http://schemas.microsoft.com/office/mac/office/2008/main" xmlns:mc="http://schemas.openxmlformats.org/markup-compatibility/2006" xmlns:mv="urn:schemas-microsoft-com:mac:vml" xmlns:o="urn:schemas-microsoft-com:office:office" xmlns:r="http://schemas.openxmlformats.org/officeDocument/2006/relationships" xmlns:m="http://schemas.openxmlformats.org/officeDocument/2006/math" xmlns:v="urn:schemas-microsoft-com:vml" xmlns:wp14="http://schemas.microsoft.com/office/word/2010/wordprocessingDrawing" xmlns:wp="http://schemas.openxmlformats.org/drawingml/2006/wordprocessingDrawing" xmlns:w10="urn:schemas-microsoft-com:office:word" xmlns:w="http://schemas.openxmlformats.org/wordprocessingml/2006/main" xmlns:w14="http://schemas.microsoft.com/office/word/2010/wordml" xmlns:wpg="http://schemas.microsoft.com/office/word/2010/wordprocessingGroup" xmlns:wpi="http://schemas.microsoft.com/office/word/2010/wordprocessingInk" xmlns:wne="http://schemas.microsoft.com/office/word/2006/wordml" xmlns:wps="http://schemas.microsoft.com/office/word/2010/wordprocessingShape" mc:Ignorable="w14 wp14">
   <w:body>
     <w:p>
+      <w:pPr>
+        <w:spacing w:line="259" w:lineRule="auto" w:after="60"/>
+      </w:pPr>
       <w:r>
         <w:rPr>
           <w:b/>
@@ -14,13 +17,16 @@
     </w:p>
     <w:p>
       <w:pPr>
-        <w:spacing w:after="160"/>
+        <w:spacing w:after="160" w:line="259" w:lineRule="auto"/>
       </w:pPr>
       <w:r>
         <w:t>Detmolder Straße 63, 33604 Bielefeld · Telefon 0521 88 41 27 · gerlach.uebersetzungen@example</w:t>
       </w:r>
     </w:p>
     <w:p>
+      <w:pPr>
+        <w:spacing w:line="259" w:lineRule="auto" w:after="60"/>
+      </w:pPr>
       <w:r>
         <w:rPr>
           <w:color w:val="555555"/>
@@ -29,16 +35,29 @@
         <w:t>Übersetzungsregister Nr. RU-2026-184 · Auftraggeber: Rentenberatung Wittkamp · Datum: 24. Juni 2026</w:t>
       </w:r>
     </w:p>
-    <w:p/>
+    <w:p>
+      <w:pPr>
+        <w:spacing w:line="259" w:lineRule="auto" w:after="60"/>
+      </w:pPr>
+    </w:p>
     <w:p>
       <w:pPr>
         <w:pStyle w:val="Heading1"/>
+        <w:spacing w:before="120" w:after="60" w:line="259" w:lineRule="auto"/>
       </w:pPr>
       <w:r>
+        <w:rPr>
+          <w:rFonts w:ascii="Times New Roman" w:hAnsi="Times New Roman"/>
+          <w:b/>
+          <w:sz w:val="22"/>
+        </w:rPr>
         <w:t>Beglaubigte Arbeitsbuchabschrift Eduard Andrejewitsch Klassen</w:t>
       </w:r>
     </w:p>
     <w:p>
+      <w:pPr>
+        <w:spacing w:line="259" w:lineRule="auto" w:after="60"/>
+      </w:pPr>
       <w:r>
         <w:rPr>
           <w:b/>
@@ -47,6 +66,9 @@
       </w:r>
     </w:p>
     <w:p>
+      <w:pPr>
+        <w:spacing w:line="259" w:lineRule="auto" w:after="60"/>
+      </w:pPr>
       <w:r>
         <w:t>Die nachstehende Abschrift gibt die lesbaren Eintragungen der Seiten 2 bis 9 wieder. Nicht lesbare Randstempel sind jeweils ausdrücklich als unleserlich bezeichnet; Namensvarianten werden nicht vereinheitlicht, sondern so wiedergegeben, wie sie in der Urkunde erscheinen.</w:t>
       </w:r>
@@ -54,27 +76,45 @@
     <w:p>
       <w:pPr>
         <w:pStyle w:val="Heading2"/>
+        <w:spacing w:before="120" w:after="60" w:line="259" w:lineRule="auto"/>
       </w:pPr>
       <w:r>
+        <w:rPr>
+          <w:rFonts w:ascii="Times New Roman" w:hAnsi="Times New Roman"/>
+          <w:b/>
+          <w:sz w:val="22"/>
+        </w:rPr>
         <w:t>Eintragungen</w:t>
       </w:r>
     </w:p>
     <w:p>
+      <w:pPr>
+        <w:spacing w:line="259" w:lineRule="auto" w:after="60"/>
+      </w:pPr>
       <w:r>
         <w:t>03.09.1981: Einstellung als Ingenieur für Kühltechnik bei SibChladProekt, Planungsabteilung Industrieanlagen, Standort Nowosibirsk. Grundlage ist Befehl Nr. 184-k vom 31.08.1981.</w:t>
       </w:r>
     </w:p>
     <w:p>
+      <w:pPr>
+        <w:spacing w:line="259" w:lineRule="auto" w:after="60"/>
+      </w:pPr>
       <w:r>
         <w:t>14.02.1986: Versetzung in das Projektbüro Karasuk, Gebiet Nowosibirsk, Aufgabenbereich Kälteanlagen für Lagerhäuser und Schlachthöfe. Der Stempel ist teilweise verschmiert; Datum und Dienststelle sind sicher lesbar.</w:t>
       </w:r>
     </w:p>
     <w:p>
+      <w:pPr>
+        <w:spacing w:line="259" w:lineRule="auto" w:after="60"/>
+      </w:pPr>
       <w:r>
         <w:t>01.07.1989: Bestellung zum leitenden Ingenieur für Montageüberwachung im Kombinat SibirFleisch. Der Eintrag nennt Schicht- und Außendienst auf Baustellen in Karasuk, Kupino und Tatarsk.</w:t>
       </w:r>
     </w:p>
     <w:p>
+      <w:pPr>
+        <w:spacing w:line="259" w:lineRule="auto" w:after="60"/>
+      </w:pPr>
       <w:r>
         <w:t>15.09.1992: Ausscheiden wegen Übersiedlung in die Bundesrepublik Deutschland. Der letzte Eintrag trägt die Unterschrift der Personalabteilung und einen runden Dienststempel; der Familienname ist einmal als Klassen, einmal als Klasssen geschrieben.</w:t>
       </w:r>
@@ -82,20 +122,25 @@
     <w:p>
       <w:pPr>
         <w:pStyle w:val="Heading2"/>
+        <w:spacing w:line="259" w:lineRule="auto" w:after="60"/>
       </w:pPr>
       <w:r>
         <w:t>Übersetzervermerk</w:t>
       </w:r>
     </w:p>
     <w:p>
+      <w:pPr>
+        <w:spacing w:line="259" w:lineRule="auto" w:after="60"/>
+      </w:pPr>
       <w:r>
         <w:t>Die Urkunde enthält keine Lücken zwischen den Beschäftigungszeiten. Für die Vorlage bei der Deutschen Rentenversicherung sollten die Seitenkopien zusammen mit dieser Abschrift verbunden eingereicht werden, weil die Dienststempel für die Zuordnung zum Gebiet Nowosibirsk maßgeblich sind.</w:t>
       </w:r>
     </w:p>
     <w:sectPr>
       <w:footerReference w:type="default" r:id="rId9"/>
+      <w:headerReference w:type="default" r:id="rId10"/>
       <w:pgSz w:w="12240" w:h="15840"/>
-      <w:pgMar w:top="1134" w:right="1247" w:bottom="1020" w:left="1247" w:header="720" w:footer="720" w:gutter="0"/>
+      <w:pgMar w:top="1191" w:right="1247" w:bottom="1134" w:left="1361" w:header="720" w:footer="720" w:gutter="0"/>
       <w:cols w:space="720"/>
       <w:docGrid w:linePitch="360"/>
     </w:sectPr>
@@ -120,6 +165,28 @@
     </w:r>
   </w:p>
 </w:ftr>
+</file>
+
+<file path=word/header1.xml><?xml version="1.0" encoding="utf-8"?>
+<w:hdr xmlns:m="http://schemas.openxmlformats.org/officeDocument/2006/math" xmlns:mc="http://schemas.openxmlformats.org/markup-compatibility/2006" xmlns:mo="http://schemas.microsoft.com/office/mac/office/2008/main" xmlns:mv="urn:schemas-microsoft-com:mac:vml" xmlns:o="urn:schemas-microsoft-com:office:office" xmlns:r="http://schemas.openxmlformats.org/officeDocument/2006/relationships" xmlns:v="urn:schemas-microsoft-com:vml" xmlns:w10="urn:schemas-microsoft-com:office:word" xmlns:w14="http://schemas.microsoft.com/office/word/2010/wordml" xmlns:w="http://schemas.openxmlformats.org/wordprocessingml/2006/main" xmlns:wne="http://schemas.microsoft.com/office/word/2006/wordml" xmlns:wp14="http://schemas.microsoft.com/office/word/2010/wordprocessingDrawing" xmlns:wp="http://schemas.openxmlformats.org/drawingml/2006/wordprocessingDrawing" xmlns:wpc="http://schemas.microsoft.com/office/word/2010/wordprocessingCanvas" xmlns:wpg="http://schemas.microsoft.com/office/word/2010/wordprocessingGroup" xmlns:wpi="http://schemas.microsoft.com/office/word/2010/wordprocessingInk" xmlns:wps="http://schemas.microsoft.com/office/word/2010/wordprocessingShape" mc:Ignorable="w14 wp14">
+  <w:p>
+    <w:pPr>
+      <w:pStyle w:val="Header"/>
+      <w:jc w:val="left"/>
+    </w:pPr>
+    <w:r/>
+    <w:r>
+      <w:rPr>
+        <w:rFonts w:ascii="Times New Roman" w:hAnsi="Times New Roman"/>
+        <w:b w:val="0"/>
+        <w:i w:val="0"/>
+        <w:color w:val="666666"/>
+        <w:sz w:val="17"/>
+      </w:rPr>
+      <w:t>Rentenberatung Jessen &amp; Kollegium | Renten- und Versorgungsakte | Bearbeitungsstand Juli 2026</w:t>
+    </w:r>
+  </w:p>
+</w:hdr>
 </file>
 
 <file path=word/numbering.xml><?xml version="1.0" encoding="utf-8"?>
@@ -489,8 +556,8 @@
       <w:spacing w:after="100" w:line="259" w:lineRule="auto"/>
     </w:pPr>
     <w:rPr>
-      <w:rFonts w:ascii="Arial" w:hAnsi="Arial" w:eastAsia="Arial"/>
-      <w:sz w:val="21"/>
+      <w:rFonts w:ascii="Times New Roman" w:hAnsi="Times New Roman" w:eastAsia="Arial"/>
+      <w:sz w:val="22"/>
     </w:rPr>
   </w:style>
   <w:style w:type="paragraph" w:styleId="Header">
@@ -552,11 +619,11 @@
       <w:outlineLvl w:val="0"/>
     </w:pPr>
     <w:rPr>
-      <w:rFonts w:asciiTheme="majorHAnsi" w:eastAsiaTheme="majorEastAsia" w:hAnsiTheme="majorHAnsi" w:cstheme="majorBidi" w:ascii="Arial" w:hAnsi="Arial" w:eastAsia="Arial"/>
+      <w:rFonts w:asciiTheme="majorHAnsi" w:eastAsiaTheme="majorEastAsia" w:hAnsiTheme="majorHAnsi" w:cstheme="majorBidi" w:ascii="Times New Roman" w:hAnsi="Times New Roman" w:eastAsia="Arial"/>
       <w:b/>
       <w:bCs/>
       <w:color w:val="1F3C54"/>
-      <w:sz w:val="30"/>
+      <w:sz w:val="28"/>
       <w:szCs w:val="28"/>
     </w:rPr>
   </w:style>
@@ -576,7 +643,7 @@
       <w:outlineLvl w:val="1"/>
     </w:pPr>
     <w:rPr>
-      <w:rFonts w:asciiTheme="majorHAnsi" w:eastAsiaTheme="majorEastAsia" w:hAnsiTheme="majorHAnsi" w:cstheme="majorBidi" w:ascii="Arial" w:hAnsi="Arial" w:eastAsia="Arial"/>
+      <w:rFonts w:asciiTheme="majorHAnsi" w:eastAsiaTheme="majorEastAsia" w:hAnsiTheme="majorHAnsi" w:cstheme="majorBidi" w:ascii="Times New Roman" w:hAnsi="Times New Roman" w:eastAsia="Arial"/>
       <w:b/>
       <w:bCs/>
       <w:color w:val="1F3C54"/>
@@ -841,11 +908,12 @@
       <w:contextualSpacing/>
     </w:pPr>
     <w:rPr>
-      <w:rFonts w:asciiTheme="majorHAnsi" w:eastAsiaTheme="majorEastAsia" w:hAnsiTheme="majorHAnsi" w:cstheme="majorBidi"/>
+      <w:rFonts w:asciiTheme="majorHAnsi" w:eastAsiaTheme="majorEastAsia" w:hAnsiTheme="majorHAnsi" w:cstheme="majorBidi" w:ascii="Times New Roman" w:hAnsi="Times New Roman"/>
+      <w:b/>
       <w:color w:val="17365D" w:themeColor="text2" w:themeShade="BF"/>
       <w:spacing w:val="5"/>
       <w:kern w:val="28"/>
-      <w:sz w:val="52"/>
+      <w:sz w:val="30"/>
       <w:szCs w:val="52"/>
     </w:rPr>
   </w:style>

--- a/testakten/rentenrecht-fremdrente-russlanddeutscher-sibirien-bielefeld/03_arbeitsbuch_uebersetzung_auszug.docx
+++ b/testakten/rentenrecht-fremdrente-russlanddeutscher-sibirien-bielefeld/03_arbeitsbuch_uebersetzung_auszug.docx
@@ -20,7 +20,7 @@
         <w:spacing w:after="160" w:line="259" w:lineRule="auto"/>
       </w:pPr>
       <w:r>
-        <w:t>Detmolder Straße 63, 33604 Bielefeld · Telefon 0521 88 41 27 · gerlach.uebersetzungen@example</w:t>
+        <w:t>Detmolder Straße 63, 33604 Bielefeld · Telefon 0521 88 41 27 · gerlach.Übersetzungen@example</w:t>
       </w:r>
     </w:p>
     <w:p>
@@ -116,7 +116,7 @@
         <w:spacing w:line="259" w:lineRule="auto" w:after="60"/>
       </w:pPr>
       <w:r>
-        <w:t>15.09.1992: Ausscheiden wegen Übersiedlung in die Bundesrepublik Deutschland. Der letzte Eintrag trägt die Unterschrift der Personalabteilung und einen runden Dienststempel; der Familienname ist einmal als Klassen, einmal als Klasssen geschrieben.</w:t>
+        <w:t>15.09.1992: Ausscheiden wegen Übersiedlung in die Bundesrepublik Deutschland. Der letzte Eintrag trägt die Unterschrift der Personalabteilung und einen runden Dienststempel; der Familienname ist einmal als Klassen, einmal als Klassen geschrieben.</w:t>
       </w:r>
     </w:p>
     <w:p>
@@ -139,7 +139,7 @@
     <w:sectPr>
       <w:footerReference w:type="default" r:id="rId9"/>
       <w:headerReference w:type="default" r:id="rId10"/>
-      <w:pgSz w:w="12240" w:h="15840"/>
+      <w:pgSz w:w="11906" w:h="16838"/>
       <w:pgMar w:top="1191" w:right="1247" w:bottom="1134" w:left="1361" w:header="720" w:footer="720" w:gutter="0"/>
       <w:cols w:space="720"/>
       <w:docGrid w:linePitch="360"/>
